--- a/backend/templates-src/restricted-stock-agreement-fr.docx
+++ b/backend/templates-src/restricted-stock-agreement-fr.docx
@@ -378,8 +378,18 @@
           <w:bCs/>
           <w:sz w:val="22"/>
         </w:rPr>
-        <w:t>l’«</w:t>
-      </w:r>
+        <w:t>l</w:t>
+      </w:r>
+      <w:proofErr w:type="gramStart"/>
+      <w:r>
+        <w:rPr>
+          <w:rFonts w:ascii="Book Antiqua" w:hAnsi="Book Antiqua"/>
+          <w:bCs/>
+          <w:sz w:val="22"/>
+        </w:rPr>
+        <w:t>’«</w:t>
+      </w:r>
+      <w:proofErr w:type="gramEnd"/>
       <w:r>
         <w:rPr>
           <w:rFonts w:ascii="Times New Roman" w:hAnsi="Times New Roman"/>
@@ -698,19 +708,43 @@
       </w:r>
       <w:r>
         <w:rPr>
-          <w:rFonts w:ascii="Times New Roman" w:hAnsi="Times New Roman"/>
-          <w:bCs/>
-          <w:sz w:val="22"/>
-        </w:rPr>
-        <w:t> </w:t>
-      </w:r>
-      <w:r>
-        <w:rPr>
-          <w:rFonts w:ascii="Book Antiqua" w:hAnsi="Book Antiqua"/>
-          <w:bCs/>
-          <w:sz w:val="22"/>
-        </w:rPr>
-        <w:t>; et</w:t>
+          <w:rFonts w:ascii="Book Antiqua" w:hAnsi="Book Antiqua"/>
+          <w:bCs/>
+          <w:sz w:val="22"/>
+        </w:rPr>
+        <w:t xml:space="preserve">, lesquels Titres ont été émis </w:t>
+      </w:r>
+      <w:r>
+        <w:rPr>
+          <w:rFonts w:ascii="Book Antiqua" w:hAnsi="Book Antiqua"/>
+          <w:bCs/>
+          <w:sz w:val="22"/>
+        </w:rPr>
+        <w:t xml:space="preserve">à l’Actionnaire </w:t>
+      </w:r>
+      <w:r>
+        <w:rPr>
+          <w:rFonts w:ascii="Book Antiqua" w:hAnsi="Book Antiqua"/>
+          <w:bCs/>
+          <w:sz w:val="22"/>
+        </w:rPr>
+        <w:t xml:space="preserve">pour un prix de souscription nominal </w:t>
+      </w:r>
+      <w:r>
+        <w:rPr>
+          <w:rFonts w:ascii="Book Antiqua" w:hAnsi="Book Antiqua"/>
+          <w:bCs/>
+          <w:sz w:val="22"/>
+        </w:rPr>
+        <w:t>;</w:t>
+      </w:r>
+      <w:r>
+        <w:rPr>
+          <w:rFonts w:ascii="Book Antiqua" w:hAnsi="Book Antiqua"/>
+          <w:bCs/>
+          <w:sz w:val="22"/>
+        </w:rPr>
+        <w:t xml:space="preserve"> et</w:t>
       </w:r>
     </w:p>
     <w:p>
@@ -736,7 +770,71 @@
           <w:bCs/>
           <w:sz w:val="22"/>
         </w:rPr>
-        <w:t>la Société souhaite restreindre davantage certains droits de l’Actionnaire en vertu de cette Convention.</w:t>
+        <w:t xml:space="preserve">comme condition </w:t>
+      </w:r>
+      <w:r>
+        <w:rPr>
+          <w:rFonts w:ascii="Book Antiqua" w:hAnsi="Book Antiqua"/>
+          <w:bCs/>
+          <w:sz w:val="22"/>
+        </w:rPr>
+        <w:t xml:space="preserve">fondamentale </w:t>
+      </w:r>
+      <w:r>
+        <w:rPr>
+          <w:rFonts w:ascii="Book Antiqua" w:hAnsi="Book Antiqua"/>
+          <w:bCs/>
+          <w:sz w:val="22"/>
+        </w:rPr>
+        <w:t xml:space="preserve">à l’émission </w:t>
+      </w:r>
+      <w:r>
+        <w:rPr>
+          <w:rFonts w:ascii="Book Antiqua" w:hAnsi="Book Antiqua"/>
+          <w:bCs/>
+          <w:sz w:val="22"/>
+        </w:rPr>
+        <w:t>des Titres,</w:t>
+      </w:r>
+      <w:r>
+        <w:rPr>
+          <w:rFonts w:ascii="Book Antiqua" w:hAnsi="Book Antiqua"/>
+          <w:b/>
+          <w:sz w:val="22"/>
+        </w:rPr>
+        <w:t xml:space="preserve"> </w:t>
+      </w:r>
+      <w:r>
+        <w:rPr>
+          <w:rFonts w:ascii="Book Antiqua" w:hAnsi="Book Antiqua"/>
+          <w:bCs/>
+          <w:sz w:val="22"/>
+        </w:rPr>
+        <w:t xml:space="preserve">les Parties </w:t>
+      </w:r>
+      <w:r>
+        <w:rPr>
+          <w:rFonts w:ascii="Book Antiqua" w:hAnsi="Book Antiqua"/>
+          <w:bCs/>
+          <w:sz w:val="22"/>
+        </w:rPr>
+        <w:t xml:space="preserve">ont convenu de </w:t>
+      </w:r>
+      <w:r>
+        <w:rPr>
+          <w:rFonts w:ascii="Book Antiqua" w:hAnsi="Book Antiqua"/>
+          <w:bCs/>
+          <w:sz w:val="22"/>
+        </w:rPr>
+        <w:t>restreindre</w:t>
+      </w:r>
+      <w:r>
+        <w:rPr>
+          <w:rFonts w:ascii="Book Antiqua" w:hAnsi="Book Antiqua"/>
+          <w:bCs/>
+          <w:sz w:val="22"/>
+        </w:rPr>
+        <w:t xml:space="preserve"> certains droits de l’Actionnaire en vertu de cette Convention.</w:t>
       </w:r>
     </w:p>
     <w:p>
@@ -951,18 +1049,53 @@
           <w:rFonts w:ascii="Book Antiqua" w:hAnsi="Book Antiqua"/>
           <w:sz w:val="22"/>
         </w:rPr>
-        <w:t>dont 2,0833</w:t>
-      </w:r>
-      <w:r>
-        <w:rPr>
-          <w:rFonts w:ascii="Book Antiqua" w:hAnsi="Book Antiqua"/>
-          <w:sz w:val="22"/>
-        </w:rPr>
-        <w:t> % cessent d’être des Actions restreintes à</w:t>
-      </w:r>
-      <w:r>
-        <w:rPr>
-          <w:rFonts w:ascii="Book Antiqua" w:hAnsi="Book Antiqua"/>
+        <w:t xml:space="preserve">dont </w:t>
+      </w:r>
+      <w:r>
+        <w:rPr>
+          <w:rFonts w:ascii="Book Antiqua" w:hAnsi="Book Antiqua"/>
+          <w:sz w:val="22"/>
+        </w:rPr>
+        <w:t xml:space="preserve">(X) </w:t>
+      </w:r>
+      <w:r>
+        <w:rPr>
+          <w:rFonts w:ascii="Book Antiqua" w:hAnsi="Book Antiqua"/>
+          <w:sz w:val="22"/>
+        </w:rPr>
+        <w:t xml:space="preserve">aucune ne cesse d’être une Action restreinte avant le premier anniversaire de la Date d’entrée en vigueur, 25 % des Titres cessant d’être des Actions restreintes à la fin </w:t>
+      </w:r>
+      <w:r>
+        <w:rPr>
+          <w:rFonts w:ascii="Book Antiqua" w:hAnsi="Book Antiqua"/>
+          <w:sz w:val="22"/>
+        </w:rPr>
+        <w:t>de cette période</w:t>
+      </w:r>
+      <w:r>
+        <w:rPr>
+          <w:rFonts w:ascii="Book Antiqua" w:hAnsi="Book Antiqua"/>
+          <w:sz w:val="22"/>
+        </w:rPr>
+        <w:t xml:space="preserve">, puis </w:t>
+      </w:r>
+      <w:r>
+        <w:rPr>
+          <w:rFonts w:ascii="Book Antiqua" w:hAnsi="Book Antiqua"/>
+          <w:sz w:val="22"/>
+        </w:rPr>
+        <w:t xml:space="preserve">(Y) </w:t>
+      </w:r>
+      <w:r>
+        <w:rPr>
+          <w:rFonts w:ascii="Book Antiqua" w:hAnsi="Book Antiqua"/>
+          <w:sz w:val="22"/>
+        </w:rPr>
+        <w:t>2,0833 % des Titres cessant d’être des Actions restreintes à la fin du dernier jour de chacun des 36 mois consécutifs suivants, de sorte que la totalité des Titres cesse d’être des Actions restreintes au quatrième anniversaire de la Date d’entrée en vigueur</w:t>
+      </w:r>
+      <w:r>
+        <w:rPr>
+          <w:rFonts w:ascii="Times New Roman" w:hAnsi="Times New Roman" w:cs="Times New Roman"/>
           <w:sz w:val="22"/>
         </w:rPr>
         <w:t xml:space="preserve"> </w:t>
@@ -972,118 +1105,13 @@
           <w:rFonts w:ascii="Book Antiqua" w:hAnsi="Book Antiqua"/>
           <w:sz w:val="22"/>
         </w:rPr>
-        <w:t>la fin</w:t>
-      </w:r>
-      <w:r>
-        <w:rPr>
-          <w:rFonts w:ascii="Book Antiqua" w:hAnsi="Book Antiqua"/>
-          <w:sz w:val="22"/>
-        </w:rPr>
-        <w:t xml:space="preserve"> du dernier jour de chaque mois</w:t>
-      </w:r>
-      <w:r>
-        <w:rPr>
-          <w:rFonts w:ascii="Book Antiqua" w:hAnsi="Book Antiqua"/>
-          <w:sz w:val="22"/>
-        </w:rPr>
-        <w:t xml:space="preserve"> sur une période de </w:t>
-      </w:r>
-      <w:r>
-        <w:rPr>
-          <w:rFonts w:ascii="Book Antiqua" w:hAnsi="Book Antiqua"/>
-          <w:sz w:val="22"/>
-        </w:rPr>
-        <w:t>48 mois</w:t>
-      </w:r>
-      <w:r>
-        <w:rPr>
-          <w:rFonts w:ascii="Book Antiqua" w:hAnsi="Book Antiqua"/>
-          <w:sz w:val="22"/>
-        </w:rPr>
-        <w:t>,</w:t>
-      </w:r>
-      <w:r>
-        <w:rPr>
-          <w:rFonts w:ascii="Book Antiqua" w:hAnsi="Book Antiqua"/>
-          <w:sz w:val="22"/>
-        </w:rPr>
-        <w:t xml:space="preserve"> à compter </w:t>
-      </w:r>
-      <w:r>
-        <w:rPr>
-          <w:rFonts w:ascii="Book Antiqua" w:hAnsi="Book Antiqua"/>
-          <w:sz w:val="22"/>
-        </w:rPr>
-        <w:t>de la Date d’entrée en vigueur</w:t>
+        <w:t>; sous réserve que (i) à compter de la date des présentes, l’Actionnaire dispose de l’intégralité des droits de vote sur toutes les Actions restreintes</w:t>
       </w:r>
       <w:r>
         <w:rPr>
           <w:rFonts w:ascii="Times New Roman" w:hAnsi="Times New Roman" w:cs="Times New Roman"/>
           <w:sz w:val="22"/>
         </w:rPr>
-        <w:t xml:space="preserve"> </w:t>
-      </w:r>
-      <w:r>
-        <w:rPr>
-          <w:rFonts w:ascii="Book Antiqua" w:hAnsi="Book Antiqua"/>
-          <w:sz w:val="22"/>
-        </w:rPr>
-        <w:t>; sous réserve que (i) à compter de la date de</w:t>
-      </w:r>
-      <w:r>
-        <w:rPr>
-          <w:rFonts w:ascii="Book Antiqua" w:hAnsi="Book Antiqua"/>
-          <w:sz w:val="22"/>
-        </w:rPr>
-        <w:t>s</w:t>
-      </w:r>
-      <w:r>
-        <w:rPr>
-          <w:rFonts w:ascii="Book Antiqua" w:hAnsi="Book Antiqua"/>
-          <w:sz w:val="22"/>
-        </w:rPr>
-        <w:t xml:space="preserve"> </w:t>
-      </w:r>
-      <w:r>
-        <w:rPr>
-          <w:rFonts w:ascii="Book Antiqua" w:hAnsi="Book Antiqua"/>
-          <w:sz w:val="22"/>
-        </w:rPr>
-        <w:t>présente</w:t>
-      </w:r>
-      <w:r>
-        <w:rPr>
-          <w:rFonts w:ascii="Book Antiqua" w:hAnsi="Book Antiqua"/>
-          <w:sz w:val="22"/>
-        </w:rPr>
-        <w:t>s</w:t>
-      </w:r>
-      <w:r>
-        <w:rPr>
-          <w:rFonts w:ascii="Book Antiqua" w:hAnsi="Book Antiqua"/>
-          <w:sz w:val="22"/>
-        </w:rPr>
-        <w:t>, l’Actionnaire dispose de</w:t>
-      </w:r>
-      <w:r>
-        <w:rPr>
-          <w:rFonts w:ascii="Book Antiqua" w:hAnsi="Book Antiqua"/>
-          <w:sz w:val="22"/>
-        </w:rPr>
-        <w:t xml:space="preserve"> l’intégralité des droits de vote </w:t>
-      </w:r>
-      <w:r>
-        <w:rPr>
-          <w:rFonts w:ascii="Book Antiqua" w:hAnsi="Book Antiqua"/>
-          <w:sz w:val="22"/>
-        </w:rPr>
-        <w:t>sur toutes les Actions restreintes</w:t>
-      </w:r>
-      <w:r>
-        <w:rPr>
-          <w:rFonts w:ascii="Times New Roman" w:hAnsi="Times New Roman" w:cs="Times New Roman"/>
-          <w:sz w:val="22"/>
-        </w:rPr>
         <w:t> </w:t>
       </w:r>
       <w:r>
@@ -1091,21 +1119,7 @@
           <w:rFonts w:ascii="Book Antiqua" w:hAnsi="Book Antiqua"/>
           <w:sz w:val="22"/>
         </w:rPr>
-        <w:t xml:space="preserve">; (ii) sous réserve de l’alinéa (iii) ci-dessous, l’acquisition des droits sur les </w:t>
-      </w:r>
-      <w:r>
-        <w:rPr>
-          <w:rFonts w:ascii="Book Antiqua" w:hAnsi="Book Antiqua"/>
-          <w:sz w:val="22"/>
-        </w:rPr>
-        <w:t>Titres</w:t>
-      </w:r>
-      <w:r>
-        <w:rPr>
-          <w:rFonts w:ascii="Book Antiqua" w:hAnsi="Book Antiqua"/>
-          <w:sz w:val="22"/>
-        </w:rPr>
-        <w:t xml:space="preserve"> cesse immédiatement lors de la survenance d’un Évènement déclencheur</w:t>
+        <w:t>; (ii) sous réserve de l’alinéa (iii) ci-dessous, l’acquisition des droits sur les Titres cesse immédiatement lors de la survenance d’un Évènement déclencheur</w:t>
       </w:r>
       <w:r>
         <w:rPr>
@@ -1406,6 +1420,7 @@
           <w:rFonts w:ascii="Book Antiqua" w:hAnsi="Book Antiqua"/>
           <w:sz w:val="22"/>
         </w:rPr>
+        <w:lastRenderedPageBreak/>
         <w:t>«</w:t>
       </w:r>
       <w:r>
@@ -1515,7 +1530,6 @@
           <w:rFonts w:ascii="Book Antiqua" w:hAnsi="Book Antiqua"/>
           <w:sz w:val="22"/>
         </w:rPr>
-        <w:lastRenderedPageBreak/>
         <w:t>«</w:t>
       </w:r>
       <w:r>
@@ -2271,6 +2285,7 @@
           <w:sz w:val="22"/>
         </w:rPr>
       </w:pPr>
+      <w:proofErr w:type="gramStart"/>
       <w:r>
         <w:rPr>
           <w:rFonts w:ascii="Book Antiqua" w:hAnsi="Book Antiqua"/>
@@ -2283,7 +2298,15 @@
           <w:rFonts w:ascii="Book Antiqua" w:hAnsi="Book Antiqua"/>
           <w:sz w:val="22"/>
         </w:rPr>
-        <w:t>a réalisation d’un premier appel public à l’épargne par la Société</w:t>
+        <w:t>a</w:t>
+      </w:r>
+      <w:proofErr w:type="gramEnd"/>
+      <w:r>
+        <w:rPr>
+          <w:rFonts w:ascii="Book Antiqua" w:hAnsi="Book Antiqua"/>
+          <w:sz w:val="22"/>
+        </w:rPr>
+        <w:t xml:space="preserve"> réalisation d’un premier appel public à l’épargne par la Société</w:t>
       </w:r>
       <w:r>
         <w:rPr>
@@ -2308,6 +2331,7 @@
           <w:sz w:val="22"/>
         </w:rPr>
       </w:pPr>
+      <w:proofErr w:type="gramStart"/>
       <w:r>
         <w:rPr>
           <w:rFonts w:ascii="Book Antiqua" w:hAnsi="Book Antiqua"/>
@@ -2320,7 +2344,15 @@
           <w:rFonts w:ascii="Book Antiqua" w:hAnsi="Book Antiqua"/>
           <w:sz w:val="22"/>
         </w:rPr>
-        <w:t>ne liquidation volontaire ou involontaire, dissolution ou cessation d’activités de la Société</w:t>
+        <w:t>ne</w:t>
+      </w:r>
+      <w:proofErr w:type="gramEnd"/>
+      <w:r>
+        <w:rPr>
+          <w:rFonts w:ascii="Book Antiqua" w:hAnsi="Book Antiqua"/>
+          <w:sz w:val="22"/>
+        </w:rPr>
+        <w:t xml:space="preserve"> liquidation volontaire ou involontaire, dissolution ou cessation d’activités de la Société</w:t>
       </w:r>
       <w:r>
         <w:rPr>
@@ -2345,6 +2377,7 @@
           <w:sz w:val="22"/>
         </w:rPr>
       </w:pPr>
+      <w:proofErr w:type="gramStart"/>
       <w:r>
         <w:rPr>
           <w:rFonts w:ascii="Book Antiqua" w:hAnsi="Book Antiqua"/>
@@ -2357,7 +2390,15 @@
           <w:rFonts w:ascii="Book Antiqua" w:hAnsi="Book Antiqua"/>
           <w:sz w:val="22"/>
         </w:rPr>
-        <w:t xml:space="preserve">ne fusion, une réorganisation, un arrangement, une consolidation ou une autre transaction ou une série de transactions similaires impliquant la Société avec une autre société, ou un arrangement par lequel les détenteurs de titres avec droit de vote de la Société </w:t>
+        <w:t>ne</w:t>
+      </w:r>
+      <w:proofErr w:type="gramEnd"/>
+      <w:r>
+        <w:rPr>
+          <w:rFonts w:ascii="Book Antiqua" w:hAnsi="Book Antiqua"/>
+          <w:sz w:val="22"/>
+        </w:rPr>
+        <w:t xml:space="preserve"> fusion, une réorganisation, un arrangement, une consolidation ou une autre transaction ou une série de transactions similaires impliquant la Société avec une autre société, ou un arrangement par lequel les détenteurs de titres avec droit de vote de la Société </w:t>
       </w:r>
       <w:r>
         <w:rPr>
@@ -2424,6 +2465,7 @@
           <w:sz w:val="22"/>
         </w:rPr>
       </w:pPr>
+      <w:proofErr w:type="gramStart"/>
       <w:r>
         <w:rPr>
           <w:rFonts w:ascii="Book Antiqua" w:hAnsi="Book Antiqua"/>
@@ -2436,7 +2478,15 @@
           <w:rFonts w:ascii="Book Antiqua" w:hAnsi="Book Antiqua"/>
           <w:sz w:val="22"/>
         </w:rPr>
-        <w:t>a vente, l’échange ou le transfert par les actionnaires de la Société, dans une seule transaction ou une série de transactions connexes, de la totalité des actions avec droit de vote de la Société</w:t>
+        <w:t>a</w:t>
+      </w:r>
+      <w:proofErr w:type="gramEnd"/>
+      <w:r>
+        <w:rPr>
+          <w:rFonts w:ascii="Book Antiqua" w:hAnsi="Book Antiqua"/>
+          <w:sz w:val="22"/>
+        </w:rPr>
+        <w:t xml:space="preserve"> vente, l’échange ou le transfert par les actionnaires de la Société, dans une seule transaction ou une série de transactions connexes, de la totalité des actions avec droit de vote de la Société</w:t>
       </w:r>
       <w:r>
         <w:rPr>
@@ -2450,7 +2500,23 @@
           <w:rFonts w:ascii="Book Antiqua" w:hAnsi="Book Antiqua"/>
           <w:sz w:val="22"/>
         </w:rPr>
-        <w:t xml:space="preserve">; ou </w:t>
+        <w:t xml:space="preserve">; </w:t>
+      </w:r>
+      <w:proofErr w:type="gramStart"/>
+      <w:r>
+        <w:rPr>
+          <w:rFonts w:ascii="Book Antiqua" w:hAnsi="Book Antiqua"/>
+          <w:sz w:val="22"/>
+        </w:rPr>
+        <w:t>ou</w:t>
+      </w:r>
+      <w:proofErr w:type="gramEnd"/>
+      <w:r>
+        <w:rPr>
+          <w:rFonts w:ascii="Book Antiqua" w:hAnsi="Book Antiqua"/>
+          <w:sz w:val="22"/>
+        </w:rPr>
+        <w:t xml:space="preserve"> </w:t>
       </w:r>
     </w:p>
     <w:p>
@@ -2461,6 +2527,7 @@
           <w:sz w:val="22"/>
         </w:rPr>
       </w:pPr>
+      <w:proofErr w:type="gramStart"/>
       <w:r>
         <w:rPr>
           <w:rFonts w:ascii="Book Antiqua" w:hAnsi="Book Antiqua"/>
@@ -2473,7 +2540,15 @@
           <w:rFonts w:ascii="Book Antiqua" w:hAnsi="Book Antiqua"/>
           <w:sz w:val="22"/>
         </w:rPr>
-        <w:t>a vente, la location, l’abandon, le transfert ou toute autre disposition de la totalité ou de la quasi-totalité des actifs de la Société, ou la licence exclusive de la totalité ou de la quasi-totalité de la propriété intellectuelle ou de la technologie de la Société</w:t>
+        <w:t>a</w:t>
+      </w:r>
+      <w:proofErr w:type="gramEnd"/>
+      <w:r>
+        <w:rPr>
+          <w:rFonts w:ascii="Book Antiqua" w:hAnsi="Book Antiqua"/>
+          <w:sz w:val="22"/>
+        </w:rPr>
+        <w:t xml:space="preserve"> vente, la location, l’abandon, le transfert ou toute autre disposition de la totalité ou de la quasi-totalité des actifs de la Société, ou la licence exclusive de la totalité ou de la quasi-totalité de la propriété intellectuelle ou de la technologie de la Société</w:t>
       </w:r>
       <w:r>
         <w:rPr>
@@ -2662,12 +2737,22 @@
           <w:sz w:val="22"/>
         </w:rPr>
       </w:pPr>
-      <w:r>
-        <w:rPr>
-          <w:rFonts w:ascii="Book Antiqua" w:hAnsi="Book Antiqua"/>
-          <w:sz w:val="22"/>
-        </w:rPr>
-        <w:t xml:space="preserve">la date de clôture d’un </w:t>
+      <w:proofErr w:type="gramStart"/>
+      <w:r>
+        <w:rPr>
+          <w:rFonts w:ascii="Book Antiqua" w:hAnsi="Book Antiqua"/>
+          <w:sz w:val="22"/>
+        </w:rPr>
+        <w:lastRenderedPageBreak/>
+        <w:t>la</w:t>
+      </w:r>
+      <w:proofErr w:type="gramEnd"/>
+      <w:r>
+        <w:rPr>
+          <w:rFonts w:ascii="Book Antiqua" w:hAnsi="Book Antiqua"/>
+          <w:sz w:val="22"/>
+        </w:rPr>
+        <w:t xml:space="preserve"> date de clôture d’un </w:t>
       </w:r>
       <w:r>
         <w:rPr>
@@ -2688,7 +2773,23 @@
           <w:rFonts w:ascii="Book Antiqua" w:hAnsi="Book Antiqua"/>
           <w:sz w:val="22"/>
         </w:rPr>
-        <w:t xml:space="preserve">; ou </w:t>
+        <w:t xml:space="preserve">; </w:t>
+      </w:r>
+      <w:proofErr w:type="gramStart"/>
+      <w:r>
+        <w:rPr>
+          <w:rFonts w:ascii="Book Antiqua" w:hAnsi="Book Antiqua"/>
+          <w:sz w:val="22"/>
+        </w:rPr>
+        <w:t>ou</w:t>
+      </w:r>
+      <w:proofErr w:type="gramEnd"/>
+      <w:r>
+        <w:rPr>
+          <w:rFonts w:ascii="Book Antiqua" w:hAnsi="Book Antiqua"/>
+          <w:sz w:val="22"/>
+        </w:rPr>
+        <w:t xml:space="preserve"> </w:t>
       </w:r>
     </w:p>
     <w:p>
@@ -2699,13 +2800,21 @@
           <w:sz w:val="22"/>
         </w:rPr>
       </w:pPr>
-      <w:r>
-        <w:rPr>
-          <w:rFonts w:ascii="Book Antiqua" w:hAnsi="Book Antiqua"/>
-          <w:sz w:val="22"/>
-        </w:rPr>
-        <w:lastRenderedPageBreak/>
-        <w:t xml:space="preserve">la date à laquelle l’Actionnaire cesse de détenir tout </w:t>
+      <w:proofErr w:type="gramStart"/>
+      <w:r>
+        <w:rPr>
+          <w:rFonts w:ascii="Book Antiqua" w:hAnsi="Book Antiqua"/>
+          <w:sz w:val="22"/>
+        </w:rPr>
+        <w:t>la</w:t>
+      </w:r>
+      <w:proofErr w:type="gramEnd"/>
+      <w:r>
+        <w:rPr>
+          <w:rFonts w:ascii="Book Antiqua" w:hAnsi="Book Antiqua"/>
+          <w:sz w:val="22"/>
+        </w:rPr>
+        <w:t xml:space="preserve"> date à laquelle l’Actionnaire cesse de détenir tout </w:t>
       </w:r>
       <w:r>
         <w:rPr>
@@ -3123,12 +3232,21 @@
         </w:rPr>
         <w:t xml:space="preserve">» </w:t>
       </w:r>
-      <w:r>
-        <w:rPr>
-          <w:rFonts w:ascii="Book Antiqua" w:hAnsi="Book Antiqua"/>
-          <w:sz w:val="22"/>
-        </w:rPr>
-        <w:t>a le sens énoncé au paragraphe</w:t>
+      <w:proofErr w:type="gramStart"/>
+      <w:r>
+        <w:rPr>
+          <w:rFonts w:ascii="Book Antiqua" w:hAnsi="Book Antiqua"/>
+          <w:sz w:val="22"/>
+        </w:rPr>
+        <w:t>a</w:t>
+      </w:r>
+      <w:proofErr w:type="gramEnd"/>
+      <w:r>
+        <w:rPr>
+          <w:rFonts w:ascii="Book Antiqua" w:hAnsi="Book Antiqua"/>
+          <w:sz w:val="22"/>
+        </w:rPr>
+        <w:t xml:space="preserve"> le sens énoncé au paragraphe</w:t>
       </w:r>
       <w:r>
         <w:rPr>
@@ -3297,12 +3415,21 @@
       <w:bookmarkStart w:id="4" w:name="_Ref327435887"/>
       <w:bookmarkStart w:id="5" w:name="_Ref330316621"/>
       <w:bookmarkStart w:id="6" w:name="_Ref136874165"/>
+      <w:proofErr w:type="gramStart"/>
       <w:r>
         <w:rPr>
           <w:szCs w:val="22"/>
           <w:lang w:val="fr-CA"/>
         </w:rPr>
-        <w:t xml:space="preserve">voit son emploi, engagement ou poste mis fin sans </w:t>
+        <w:t>voit</w:t>
+      </w:r>
+      <w:proofErr w:type="gramEnd"/>
+      <w:r>
+        <w:rPr>
+          <w:szCs w:val="22"/>
+          <w:lang w:val="fr-CA"/>
+        </w:rPr>
+        <w:t xml:space="preserve"> son emploi, engagement ou poste mis fin sans </w:t>
       </w:r>
       <w:r>
         <w:rPr>
@@ -3397,12 +3524,21 @@
           <w:lang w:val="fr-CA"/>
         </w:rPr>
       </w:pPr>
+      <w:proofErr w:type="gramStart"/>
       <w:r>
         <w:rPr>
           <w:szCs w:val="22"/>
           <w:lang w:val="fr-CA"/>
         </w:rPr>
-        <w:t xml:space="preserve">devient un </w:t>
+        <w:t>devient</w:t>
+      </w:r>
+      <w:proofErr w:type="gramEnd"/>
+      <w:r>
+        <w:rPr>
+          <w:szCs w:val="22"/>
+          <w:lang w:val="fr-CA"/>
+        </w:rPr>
+        <w:t xml:space="preserve"> un </w:t>
       </w:r>
       <w:r>
         <w:rPr>
@@ -3439,7 +3575,14 @@
           <w:szCs w:val="22"/>
           <w:lang w:val="fr-CA"/>
         </w:rPr>
-        <w:t xml:space="preserve"> ou d’expressions similaires conformément aux dispositions des lois fédérales ou provinciales applicables à l’Actionnaire, à la suite de l’institution d’une mesure de protection par jugement, nonobstant appel</w:t>
+        <w:t xml:space="preserve"> ou d’expressions similaires conformément aux dispositions des lois fédérales ou provinciales </w:t>
+      </w:r>
+      <w:r>
+        <w:rPr>
+          <w:szCs w:val="22"/>
+          <w:lang w:val="fr-CA"/>
+        </w:rPr>
+        <w:t>applicables à l’Actionnaire, à la suite de l’institution d’une mesure de protection par jugement, nonobstant appel</w:t>
       </w:r>
       <w:r>
         <w:rPr>
@@ -3467,21 +3610,23 @@
           <w:lang w:val="fr-CA"/>
         </w:rPr>
       </w:pPr>
+      <w:proofErr w:type="gramStart"/>
       <w:r>
         <w:rPr>
           <w:rFonts w:cstheme="minorHAnsi"/>
           <w:szCs w:val="22"/>
           <w:lang w:val="fr-CA"/>
         </w:rPr>
-        <w:t xml:space="preserve">est frappé d’une Invalidité </w:t>
-      </w:r>
+        <w:t>est</w:t>
+      </w:r>
+      <w:proofErr w:type="gramEnd"/>
       <w:r>
         <w:rPr>
           <w:rFonts w:cstheme="minorHAnsi"/>
           <w:szCs w:val="22"/>
           <w:lang w:val="fr-CA"/>
         </w:rPr>
-        <w:t>p</w:t>
+        <w:t xml:space="preserve"> frappé d’une Invalidité </w:t>
       </w:r>
       <w:r>
         <w:rPr>
@@ -3489,15 +3634,7 @@
           <w:szCs w:val="22"/>
           <w:lang w:val="fr-CA"/>
         </w:rPr>
-        <w:t>ermanente</w:t>
-      </w:r>
-      <w:r>
-        <w:rPr>
-          <w:rFonts w:ascii="Times New Roman" w:hAnsi="Times New Roman" w:cs="Times New Roman"/>
-          <w:szCs w:val="22"/>
-          <w:lang w:val="fr-CA"/>
-        </w:rPr>
-        <w:t> </w:t>
+        <w:t>p</w:t>
       </w:r>
       <w:r>
         <w:rPr>
@@ -3505,9 +3642,16 @@
           <w:szCs w:val="22"/>
           <w:lang w:val="fr-CA"/>
         </w:rPr>
-        <w:t>;</w:t>
-      </w:r>
-      <w:bookmarkEnd w:id="7"/>
+        <w:t>ermanente</w:t>
+      </w:r>
+      <w:r>
+        <w:rPr>
+          <w:rFonts w:cs="Times New Roman"/>
+          <w:szCs w:val="22"/>
+          <w:lang w:val="fr-CA"/>
+        </w:rPr>
+        <w:t xml:space="preserve"> ;</w:t>
+      </w:r>
       <w:r>
         <w:rPr>
           <w:rFonts w:cstheme="minorHAnsi"/>
@@ -3516,46 +3660,90 @@
         </w:rPr>
         <w:t xml:space="preserve"> </w:t>
       </w:r>
-      <w:r>
-        <w:rPr>
-          <w:rFonts w:cstheme="minorHAnsi"/>
+      <w:bookmarkEnd w:id="7"/>
+    </w:p>
+    <w:p>
+      <w:pPr>
+        <w:pStyle w:val="Article2L3"/>
+        <w:rPr>
           <w:szCs w:val="22"/>
           <w:lang w:val="fr-CA"/>
         </w:rPr>
-        <w:t xml:space="preserve">ou </w:t>
-      </w:r>
+      </w:pPr>
+      <w:bookmarkStart w:id="8" w:name="_Ref131026318"/>
+      <w:bookmarkStart w:id="9" w:name="_Ref131023927"/>
+      <w:proofErr w:type="gramStart"/>
+      <w:r>
+        <w:rPr>
+          <w:szCs w:val="22"/>
+          <w:lang w:val="fr-CA"/>
+        </w:rPr>
+        <w:t>décè</w:t>
+      </w:r>
+      <w:r>
+        <w:rPr>
+          <w:szCs w:val="22"/>
+          <w:lang w:val="fr-CA"/>
+        </w:rPr>
+        <w:t>de</w:t>
+      </w:r>
+      <w:proofErr w:type="gramEnd"/>
+      <w:r>
+        <w:rPr>
+          <w:szCs w:val="22"/>
+          <w:lang w:val="fr-CA"/>
+        </w:rPr>
+        <w:t xml:space="preserve"> ;</w:t>
+      </w:r>
+      <w:r>
+        <w:rPr>
+          <w:rFonts w:cs="Times New Roman"/>
+          <w:szCs w:val="22"/>
+          <w:lang w:val="fr-CA"/>
+        </w:rPr>
+        <w:t xml:space="preserve"> </w:t>
+      </w:r>
+      <w:proofErr w:type="gramStart"/>
+      <w:r>
+        <w:rPr>
+          <w:rFonts w:cs="Times New Roman"/>
+          <w:szCs w:val="22"/>
+          <w:lang w:val="fr-CA"/>
+        </w:rPr>
+        <w:t>ou</w:t>
+      </w:r>
+      <w:proofErr w:type="gramEnd"/>
     </w:p>
     <w:p>
       <w:pPr>
         <w:pStyle w:val="Article2L3"/>
         <w:rPr>
           <w:szCs w:val="22"/>
-        </w:rPr>
-      </w:pPr>
-      <w:bookmarkStart w:id="8" w:name="_Ref131026318"/>
-      <w:bookmarkStart w:id="9" w:name="_Ref131023927"/>
-      <w:r>
-        <w:rPr>
+          <w:lang w:val="fr-CA"/>
+        </w:rPr>
+      </w:pPr>
+      <w:proofErr w:type="gramStart"/>
+      <w:r>
+        <w:rPr>
+          <w:rFonts w:cs="Times New Roman"/>
           <w:szCs w:val="22"/>
-        </w:rPr>
-        <w:t>décè</w:t>
-      </w:r>
-      <w:r>
-        <w:rPr>
+          <w:lang w:val="fr-CA"/>
+        </w:rPr>
+        <w:t>démissionne</w:t>
+      </w:r>
+      <w:proofErr w:type="gramEnd"/>
+      <w:r>
+        <w:rPr>
+          <w:rFonts w:cs="Times New Roman"/>
           <w:szCs w:val="22"/>
-        </w:rPr>
-        <w:t>de</w:t>
-      </w:r>
-      <w:r>
-        <w:rPr>
-          <w:rFonts w:ascii="Times New Roman" w:hAnsi="Times New Roman" w:cs="Times New Roman"/>
+          <w:lang w:val="fr-CA"/>
+        </w:rPr>
+        <w:t xml:space="preserve"> de son emploi, engagement ou poste </w:t>
+      </w:r>
+      <w:r>
+        <w:rPr>
           <w:szCs w:val="22"/>
-        </w:rPr>
-        <w:t> </w:t>
-      </w:r>
-      <w:r>
-        <w:rPr>
-          <w:szCs w:val="22"/>
+          <w:lang w:val="fr-CA"/>
         </w:rPr>
         <w:t>;</w:t>
       </w:r>
@@ -3579,7 +3767,23 @@
           <w:szCs w:val="22"/>
           <w:lang w:val="fr-CA"/>
         </w:rPr>
-        <w:t>(chacun étant un «</w:t>
+        <w:t>(</w:t>
+      </w:r>
+      <w:proofErr w:type="gramStart"/>
+      <w:r>
+        <w:rPr>
+          <w:szCs w:val="22"/>
+          <w:lang w:val="fr-CA"/>
+        </w:rPr>
+        <w:t>chacun</w:t>
+      </w:r>
+      <w:proofErr w:type="gramEnd"/>
+      <w:r>
+        <w:rPr>
+          <w:szCs w:val="22"/>
+          <w:lang w:val="fr-CA"/>
+        </w:rPr>
+        <w:t xml:space="preserve"> étant un «</w:t>
       </w:r>
       <w:r>
         <w:rPr>
@@ -3701,6 +3905,7 @@
           <w:sz w:val="22"/>
           <w:u w:val="single"/>
         </w:rPr>
+        <w:lastRenderedPageBreak/>
         <w:t>Départ fautif</w:t>
       </w:r>
       <w:r>
@@ -3756,13 +3961,21 @@
         </w:rPr>
       </w:pPr>
       <w:bookmarkStart w:id="11" w:name="_Ref131026309"/>
-      <w:r>
-        <w:rPr>
-          <w:rFonts w:ascii="Book Antiqua" w:hAnsi="Book Antiqua"/>
-          <w:sz w:val="22"/>
-        </w:rPr>
-        <w:lastRenderedPageBreak/>
-        <w:t xml:space="preserve">voit ses </w:t>
+      <w:proofErr w:type="gramStart"/>
+      <w:r>
+        <w:rPr>
+          <w:rFonts w:ascii="Book Antiqua" w:hAnsi="Book Antiqua"/>
+          <w:sz w:val="22"/>
+        </w:rPr>
+        <w:t>voit</w:t>
+      </w:r>
+      <w:proofErr w:type="gramEnd"/>
+      <w:r>
+        <w:rPr>
+          <w:rFonts w:ascii="Book Antiqua" w:hAnsi="Book Antiqua"/>
+          <w:sz w:val="22"/>
+        </w:rPr>
+        <w:t xml:space="preserve"> ses </w:t>
       </w:r>
       <w:r>
         <w:rPr>
@@ -3832,7 +4045,23 @@
           <w:rFonts w:ascii="Book Antiqua" w:hAnsi="Book Antiqua"/>
           <w:sz w:val="22"/>
         </w:rPr>
-        <w:t xml:space="preserve"> suivant cette saisie ou, suite à cette contestation et au jugement rendu, un tiers tente de saisir ces </w:t>
+        <w:t xml:space="preserve"> suivant cette saisie ou, </w:t>
+      </w:r>
+      <w:proofErr w:type="gramStart"/>
+      <w:r>
+        <w:rPr>
+          <w:rFonts w:ascii="Book Antiqua" w:hAnsi="Book Antiqua"/>
+          <w:sz w:val="22"/>
+        </w:rPr>
+        <w:t>suite à</w:t>
+      </w:r>
+      <w:proofErr w:type="gramEnd"/>
+      <w:r>
+        <w:rPr>
+          <w:rFonts w:ascii="Book Antiqua" w:hAnsi="Book Antiqua"/>
+          <w:sz w:val="22"/>
+        </w:rPr>
+        <w:t xml:space="preserve"> cette contestation et au jugement rendu, un tiers tente de saisir ces </w:t>
       </w:r>
       <w:r>
         <w:rPr>
@@ -3866,12 +4095,21 @@
         </w:rPr>
       </w:pPr>
       <w:bookmarkStart w:id="12" w:name="_Ref131023739"/>
-      <w:r>
-        <w:rPr>
-          <w:rFonts w:ascii="Book Antiqua" w:hAnsi="Book Antiqua"/>
-          <w:sz w:val="22"/>
-        </w:rPr>
-        <w:t xml:space="preserve">fait faillite en vertu de la </w:t>
+      <w:proofErr w:type="gramStart"/>
+      <w:r>
+        <w:rPr>
+          <w:rFonts w:ascii="Book Antiqua" w:hAnsi="Book Antiqua"/>
+          <w:sz w:val="22"/>
+        </w:rPr>
+        <w:t>fait</w:t>
+      </w:r>
+      <w:proofErr w:type="gramEnd"/>
+      <w:r>
+        <w:rPr>
+          <w:rFonts w:ascii="Book Antiqua" w:hAnsi="Book Antiqua"/>
+          <w:sz w:val="22"/>
+        </w:rPr>
+        <w:t xml:space="preserve"> faillite en vertu de la </w:t>
       </w:r>
       <w:r>
         <w:rPr>
@@ -3986,12 +4224,21 @@
           <w:sz w:val="22"/>
         </w:rPr>
       </w:pPr>
-      <w:r>
-        <w:rPr>
-          <w:rFonts w:ascii="Book Antiqua" w:hAnsi="Book Antiqua"/>
-          <w:sz w:val="22"/>
-        </w:rPr>
-        <w:t>commet directement ou indirectement un acte en violation de toute clause de non-concurrence ou de non-sollicitation en faveur de la Société</w:t>
+      <w:proofErr w:type="gramStart"/>
+      <w:r>
+        <w:rPr>
+          <w:rFonts w:ascii="Book Antiqua" w:hAnsi="Book Antiqua"/>
+          <w:sz w:val="22"/>
+        </w:rPr>
+        <w:t>commet</w:t>
+      </w:r>
+      <w:proofErr w:type="gramEnd"/>
+      <w:r>
+        <w:rPr>
+          <w:rFonts w:ascii="Book Antiqua" w:hAnsi="Book Antiqua"/>
+          <w:sz w:val="22"/>
+        </w:rPr>
+        <w:t xml:space="preserve"> directement ou indirectement un acte en violation de toute clause de non-concurrence ou de non-sollicitation en faveur de la Société</w:t>
       </w:r>
       <w:r>
         <w:rPr>
@@ -4018,12 +4265,21 @@
         </w:rPr>
       </w:pPr>
       <w:bookmarkStart w:id="13" w:name="_Ref11229936"/>
-      <w:r>
-        <w:rPr>
-          <w:rFonts w:ascii="Book Antiqua" w:hAnsi="Book Antiqua"/>
-          <w:sz w:val="22"/>
-        </w:rPr>
-        <w:t>est reconnu coupable par un tribunal compétent d’avoir commis un acte</w:t>
+      <w:proofErr w:type="gramStart"/>
+      <w:r>
+        <w:rPr>
+          <w:rFonts w:ascii="Book Antiqua" w:hAnsi="Book Antiqua"/>
+          <w:sz w:val="22"/>
+        </w:rPr>
+        <w:t>est</w:t>
+      </w:r>
+      <w:proofErr w:type="gramEnd"/>
+      <w:r>
+        <w:rPr>
+          <w:rFonts w:ascii="Book Antiqua" w:hAnsi="Book Antiqua"/>
+          <w:sz w:val="22"/>
+        </w:rPr>
+        <w:t xml:space="preserve"> reconnu coupable par un tribunal compétent d’avoir commis un acte</w:t>
       </w:r>
       <w:r>
         <w:rPr>
@@ -4124,12 +4380,28 @@
       </w:pPr>
       <w:bookmarkStart w:id="14" w:name="_Ref11229978"/>
       <w:bookmarkEnd w:id="13"/>
-      <w:r>
-        <w:rPr>
-          <w:rFonts w:ascii="Book Antiqua" w:hAnsi="Book Antiqua"/>
-          <w:sz w:val="22"/>
-        </w:rPr>
-        <w:t xml:space="preserve">commet une fraude ou un détournement des fonds ou une appropriation indue des actifs de la Société ou d’un de ses Affiliés, ou de toute autre Personne si un </w:t>
+      <w:proofErr w:type="gramStart"/>
+      <w:r>
+        <w:rPr>
+          <w:rFonts w:ascii="Book Antiqua" w:hAnsi="Book Antiqua"/>
+          <w:sz w:val="22"/>
+        </w:rPr>
+        <w:t>commet</w:t>
+      </w:r>
+      <w:proofErr w:type="gramEnd"/>
+      <w:r>
+        <w:rPr>
+          <w:rFonts w:ascii="Book Antiqua" w:hAnsi="Book Antiqua"/>
+          <w:sz w:val="22"/>
+        </w:rPr>
+        <w:t xml:space="preserve"> une fraude ou un </w:t>
+      </w:r>
+      <w:r>
+        <w:rPr>
+          <w:rFonts w:ascii="Book Antiqua" w:hAnsi="Book Antiqua"/>
+          <w:sz w:val="22"/>
+        </w:rPr>
+        <w:t xml:space="preserve">détournement des fonds ou une appropriation indue des actifs de la Société ou d’un de ses Affiliés, ou de toute autre Personne si un </w:t>
       </w:r>
       <w:r>
         <w:rPr>
@@ -4147,19 +4419,21 @@
       </w:r>
       <w:r>
         <w:rPr>
-          <w:rFonts w:ascii="Times New Roman" w:hAnsi="Times New Roman" w:cs="Times New Roman"/>
-          <w:sz w:val="22"/>
-        </w:rPr>
-        <w:t> </w:t>
-      </w:r>
-      <w:r>
-        <w:rPr>
-          <w:rFonts w:ascii="Book Antiqua" w:hAnsi="Book Antiqua"/>
-          <w:sz w:val="22"/>
-        </w:rPr>
-        <w:t>;</w:t>
+          <w:rFonts w:ascii="Book Antiqua" w:hAnsi="Book Antiqua" w:cs="Times New Roman"/>
+          <w:sz w:val="22"/>
+        </w:rPr>
+        <w:t xml:space="preserve"> ; </w:t>
+      </w:r>
+      <w:proofErr w:type="gramStart"/>
+      <w:r>
+        <w:rPr>
+          <w:rFonts w:ascii="Book Antiqua" w:hAnsi="Book Antiqua" w:cs="Times New Roman"/>
+          <w:sz w:val="22"/>
+        </w:rPr>
+        <w:t>ou</w:t>
       </w:r>
       <w:bookmarkEnd w:id="14"/>
+      <w:proofErr w:type="gramEnd"/>
       <w:r>
         <w:rPr>
           <w:rFonts w:ascii="Book Antiqua" w:hAnsi="Book Antiqua"/>
@@ -4178,12 +4452,21 @@
       </w:pPr>
       <w:bookmarkStart w:id="15" w:name="_Ref11230009"/>
       <w:bookmarkStart w:id="16" w:name="_Ref131023742"/>
-      <w:r>
-        <w:rPr>
-          <w:rFonts w:ascii="Book Antiqua" w:hAnsi="Book Antiqua"/>
-          <w:sz w:val="22"/>
-        </w:rPr>
-        <w:t>refuse ou néglige systématiquement d’exercer ses fonctions habituelles, d’assumer ses responsabilités ou d’exécuter ses services, selon le cas, au sein de la Société ou d’un de ses Affiliés, pendant une période consécutive de 6</w:t>
+      <w:proofErr w:type="gramStart"/>
+      <w:r>
+        <w:rPr>
+          <w:rFonts w:ascii="Book Antiqua" w:hAnsi="Book Antiqua"/>
+          <w:sz w:val="22"/>
+        </w:rPr>
+        <w:t>refuse</w:t>
+      </w:r>
+      <w:proofErr w:type="gramEnd"/>
+      <w:r>
+        <w:rPr>
+          <w:rFonts w:ascii="Book Antiqua" w:hAnsi="Book Antiqua"/>
+          <w:sz w:val="22"/>
+        </w:rPr>
+        <w:t xml:space="preserve"> ou néglige systématiquement d’exercer ses fonctions habituelles, d’assumer ses responsabilités ou d’exécuter ses services, selon le cas, au sein de la Société ou d’un de ses Affiliés, pendant une période consécutive de 6</w:t>
       </w:r>
       <w:r>
         <w:rPr>
@@ -4229,66 +4512,13 @@
       </w:r>
       <w:r>
         <w:rPr>
-          <w:rFonts w:ascii="Times New Roman" w:hAnsi="Times New Roman" w:cs="Times New Roman"/>
-          <w:sz w:val="22"/>
-        </w:rPr>
-        <w:t> </w:t>
-      </w:r>
-      <w:r>
-        <w:rPr>
-          <w:rFonts w:ascii="Book Antiqua" w:hAnsi="Book Antiqua"/>
-          <w:sz w:val="22"/>
-        </w:rPr>
-        <w:t>;</w:t>
+          <w:rFonts w:ascii="Book Antiqua" w:hAnsi="Book Antiqua" w:cs="Times New Roman"/>
+          <w:sz w:val="22"/>
+        </w:rPr>
+        <w:t xml:space="preserve"> ;</w:t>
       </w:r>
       <w:bookmarkEnd w:id="15"/>
-      <w:r>
-        <w:rPr>
-          <w:rFonts w:ascii="Book Antiqua" w:hAnsi="Book Antiqua"/>
-          <w:sz w:val="22"/>
-        </w:rPr>
-        <w:t xml:space="preserve"> </w:t>
-      </w:r>
       <w:bookmarkEnd w:id="16"/>
-      <w:r>
-        <w:rPr>
-          <w:rFonts w:ascii="Book Antiqua" w:hAnsi="Book Antiqua"/>
-          <w:sz w:val="22"/>
-        </w:rPr>
-        <w:t>ou</w:t>
-      </w:r>
-    </w:p>
-    <w:p>
-      <w:pPr>
-        <w:pStyle w:val="NumA4"/>
-        <w:rPr>
-          <w:rFonts w:ascii="Book Antiqua" w:hAnsi="Book Antiqua"/>
-          <w:sz w:val="22"/>
-        </w:rPr>
-      </w:pPr>
-      <w:bookmarkStart w:id="17" w:name="_Ref131024343"/>
-      <w:r>
-        <w:rPr>
-          <w:rFonts w:ascii="Book Antiqua" w:hAnsi="Book Antiqua"/>
-          <w:sz w:val="22"/>
-        </w:rPr>
-        <w:t>démissionne</w:t>
-      </w:r>
-      <w:r>
-        <w:rPr>
-          <w:rFonts w:ascii="Times New Roman" w:hAnsi="Times New Roman" w:cs="Times New Roman"/>
-          <w:sz w:val="22"/>
-        </w:rPr>
-        <w:t> </w:t>
-      </w:r>
-      <w:r>
-        <w:rPr>
-          <w:rFonts w:ascii="Book Antiqua" w:hAnsi="Book Antiqua"/>
-          <w:sz w:val="22"/>
-        </w:rPr>
-        <w:t>;</w:t>
-      </w:r>
-      <w:bookmarkEnd w:id="17"/>
     </w:p>
     <w:p>
       <w:pPr>
@@ -4308,7 +4538,23 @@
           <w:rFonts w:ascii="Book Antiqua" w:hAnsi="Book Antiqua"/>
           <w:sz w:val="22"/>
         </w:rPr>
-        <w:t>(chacun étant un «</w:t>
+        <w:t>(</w:t>
+      </w:r>
+      <w:proofErr w:type="gramStart"/>
+      <w:r>
+        <w:rPr>
+          <w:rFonts w:ascii="Book Antiqua" w:hAnsi="Book Antiqua"/>
+          <w:sz w:val="22"/>
+        </w:rPr>
+        <w:t>chacun</w:t>
+      </w:r>
+      <w:proofErr w:type="gramEnd"/>
+      <w:r>
+        <w:rPr>
+          <w:rFonts w:ascii="Book Antiqua" w:hAnsi="Book Antiqua"/>
+          <w:sz w:val="22"/>
+        </w:rPr>
+        <w:t xml:space="preserve"> étant un «</w:t>
       </w:r>
       <w:r>
         <w:rPr>
@@ -4430,7 +4676,7 @@
           <w:sz w:val="22"/>
         </w:rPr>
       </w:pPr>
-      <w:bookmarkStart w:id="18" w:name="_Ref182152394"/>
+      <w:bookmarkStart w:id="17" w:name="_Ref182152394"/>
       <w:bookmarkEnd w:id="2"/>
       <w:r>
         <w:rPr>
@@ -4463,7 +4709,7 @@
         </w:rPr>
         <w:t>.</w:t>
       </w:r>
-      <w:bookmarkEnd w:id="18"/>
+      <w:bookmarkEnd w:id="17"/>
       <w:r>
         <w:rPr>
           <w:rFonts w:ascii="Book Antiqua" w:hAnsi="Book Antiqua"/>
@@ -4688,7 +4934,7 @@
           <w:sz w:val="22"/>
         </w:rPr>
       </w:pPr>
-      <w:bookmarkStart w:id="19" w:name="_Ref182152414"/>
+      <w:bookmarkStart w:id="18" w:name="_Ref182152414"/>
       <w:r>
         <w:rPr>
           <w:rFonts w:ascii="Book Antiqua" w:hAnsi="Book Antiqua"/>
@@ -4729,7 +4975,7 @@
         </w:rPr>
         <w:t>.</w:t>
       </w:r>
-      <w:bookmarkEnd w:id="19"/>
+      <w:bookmarkEnd w:id="18"/>
       <w:r>
         <w:rPr>
           <w:rFonts w:ascii="Book Antiqua" w:hAnsi="Book Antiqua"/>
@@ -4894,7 +5140,7 @@
           <w:sz w:val="22"/>
         </w:rPr>
       </w:pPr>
-      <w:bookmarkStart w:id="20" w:name="_Ref184998752"/>
+      <w:bookmarkStart w:id="19" w:name="_Ref184998752"/>
       <w:r>
         <w:rPr>
           <w:rFonts w:ascii="Book Antiqua" w:hAnsi="Book Antiqua"/>
@@ -4926,7 +5172,7 @@
         </w:rPr>
         <w:t>.</w:t>
       </w:r>
-      <w:bookmarkEnd w:id="20"/>
+      <w:bookmarkEnd w:id="19"/>
     </w:p>
     <w:p>
       <w:pPr>
@@ -5174,12 +5420,21 @@
           <w:sz w:val="22"/>
         </w:rPr>
       </w:pPr>
-      <w:r>
-        <w:rPr>
-          <w:rFonts w:ascii="Book Antiqua" w:hAnsi="Book Antiqua"/>
-          <w:sz w:val="22"/>
-        </w:rPr>
-        <w:t>la remise de l’Avis d’exercice par la Société (ou son cessionnaire)</w:t>
+      <w:proofErr w:type="gramStart"/>
+      <w:r>
+        <w:rPr>
+          <w:rFonts w:ascii="Book Antiqua" w:hAnsi="Book Antiqua"/>
+          <w:sz w:val="22"/>
+        </w:rPr>
+        <w:t>la</w:t>
+      </w:r>
+      <w:proofErr w:type="gramEnd"/>
+      <w:r>
+        <w:rPr>
+          <w:rFonts w:ascii="Book Antiqua" w:hAnsi="Book Antiqua"/>
+          <w:sz w:val="22"/>
+        </w:rPr>
+        <w:t xml:space="preserve"> remise de l’Avis d’exercice par la Société (ou son cessionnaire)</w:t>
       </w:r>
       <w:r>
         <w:rPr>
@@ -5195,6 +5450,7 @@
         </w:rPr>
         <w:t xml:space="preserve">; </w:t>
       </w:r>
+      <w:proofErr w:type="gramStart"/>
       <w:r>
         <w:rPr>
           <w:rFonts w:ascii="Book Antiqua" w:hAnsi="Book Antiqua"/>
@@ -5202,6 +5458,7 @@
         </w:rPr>
         <w:t>ou</w:t>
       </w:r>
+      <w:proofErr w:type="gramEnd"/>
     </w:p>
     <w:p>
       <w:pPr>
@@ -5211,12 +5468,21 @@
           <w:sz w:val="22"/>
         </w:rPr>
       </w:pPr>
-      <w:r>
-        <w:rPr>
-          <w:rFonts w:ascii="Book Antiqua" w:hAnsi="Book Antiqua"/>
-          <w:sz w:val="22"/>
-        </w:rPr>
-        <w:t xml:space="preserve">la détermination finale de la </w:t>
+      <w:proofErr w:type="gramStart"/>
+      <w:r>
+        <w:rPr>
+          <w:rFonts w:ascii="Book Antiqua" w:hAnsi="Book Antiqua"/>
+          <w:sz w:val="22"/>
+        </w:rPr>
+        <w:t>la</w:t>
+      </w:r>
+      <w:proofErr w:type="gramEnd"/>
+      <w:r>
+        <w:rPr>
+          <w:rFonts w:ascii="Book Antiqua" w:hAnsi="Book Antiqua"/>
+          <w:sz w:val="22"/>
+        </w:rPr>
+        <w:t xml:space="preserve"> détermination finale de la </w:t>
       </w:r>
       <w:r>
         <w:rPr>
@@ -5326,12 +5592,21 @@
           <w:sz w:val="22"/>
         </w:rPr>
       </w:pPr>
-      <w:r>
-        <w:rPr>
-          <w:rFonts w:ascii="Book Antiqua" w:hAnsi="Book Antiqua"/>
-          <w:sz w:val="22"/>
-        </w:rPr>
-        <w:t xml:space="preserve">à condition qu’aucune </w:t>
+      <w:proofErr w:type="gramStart"/>
+      <w:r>
+        <w:rPr>
+          <w:rFonts w:ascii="Book Antiqua" w:hAnsi="Book Antiqua"/>
+          <w:sz w:val="22"/>
+        </w:rPr>
+        <w:t>à</w:t>
+      </w:r>
+      <w:proofErr w:type="gramEnd"/>
+      <w:r>
+        <w:rPr>
+          <w:rFonts w:ascii="Book Antiqua" w:hAnsi="Book Antiqua"/>
+          <w:sz w:val="22"/>
+        </w:rPr>
+        <w:t xml:space="preserve"> condition qu’aucune </w:t>
       </w:r>
       <w:r>
         <w:rPr>
@@ -5560,12 +5835,21 @@
           <w:sz w:val="22"/>
         </w:rPr>
       </w:pPr>
-      <w:r>
-        <w:rPr>
-          <w:rFonts w:ascii="Book Antiqua" w:hAnsi="Book Antiqua"/>
-          <w:sz w:val="22"/>
-        </w:rPr>
-        <w:t>par chèque, traite bancaire ou virement bancaire</w:t>
+      <w:proofErr w:type="gramStart"/>
+      <w:r>
+        <w:rPr>
+          <w:rFonts w:ascii="Book Antiqua" w:hAnsi="Book Antiqua"/>
+          <w:sz w:val="22"/>
+        </w:rPr>
+        <w:t>par</w:t>
+      </w:r>
+      <w:proofErr w:type="gramEnd"/>
+      <w:r>
+        <w:rPr>
+          <w:rFonts w:ascii="Book Antiqua" w:hAnsi="Book Antiqua"/>
+          <w:sz w:val="22"/>
+        </w:rPr>
+        <w:t xml:space="preserve"> chèque, traite bancaire ou virement bancaire</w:t>
       </w:r>
       <w:r>
         <w:rPr>
@@ -5590,12 +5874,21 @@
           <w:sz w:val="22"/>
         </w:rPr>
       </w:pPr>
-      <w:r>
-        <w:rPr>
-          <w:rFonts w:ascii="Book Antiqua" w:hAnsi="Book Antiqua"/>
-          <w:sz w:val="22"/>
-        </w:rPr>
-        <w:t>par l</w:t>
+      <w:proofErr w:type="gramStart"/>
+      <w:r>
+        <w:rPr>
+          <w:rFonts w:ascii="Book Antiqua" w:hAnsi="Book Antiqua"/>
+          <w:sz w:val="22"/>
+        </w:rPr>
+        <w:t>par</w:t>
+      </w:r>
+      <w:proofErr w:type="gramEnd"/>
+      <w:r>
+        <w:rPr>
+          <w:rFonts w:ascii="Book Antiqua" w:hAnsi="Book Antiqua"/>
+          <w:sz w:val="22"/>
+        </w:rPr>
+        <w:t xml:space="preserve"> l</w:t>
       </w:r>
       <w:r>
         <w:rPr>
@@ -5693,8 +5986,17 @@
           <w:rFonts w:ascii="Book Antiqua" w:hAnsi="Book Antiqua"/>
           <w:sz w:val="22"/>
         </w:rPr>
-        <w:t xml:space="preserve"> ou</w:t>
-      </w:r>
+        <w:t xml:space="preserve"> </w:t>
+      </w:r>
+      <w:proofErr w:type="gramStart"/>
+      <w:r>
+        <w:rPr>
+          <w:rFonts w:ascii="Book Antiqua" w:hAnsi="Book Antiqua"/>
+          <w:sz w:val="22"/>
+        </w:rPr>
+        <w:t>ou</w:t>
+      </w:r>
+      <w:proofErr w:type="gramEnd"/>
     </w:p>
     <w:p>
       <w:pPr>
@@ -5704,12 +6006,21 @@
           <w:sz w:val="22"/>
         </w:rPr>
       </w:pPr>
-      <w:r>
-        <w:rPr>
-          <w:rFonts w:ascii="Book Antiqua" w:hAnsi="Book Antiqua"/>
-          <w:sz w:val="22"/>
-        </w:rPr>
-        <w:t>par toute combinaison des méthodes susmentionnées.</w:t>
+      <w:proofErr w:type="gramStart"/>
+      <w:r>
+        <w:rPr>
+          <w:rFonts w:ascii="Book Antiqua" w:hAnsi="Book Antiqua"/>
+          <w:sz w:val="22"/>
+        </w:rPr>
+        <w:t>par</w:t>
+      </w:r>
+      <w:proofErr w:type="gramEnd"/>
+      <w:r>
+        <w:rPr>
+          <w:rFonts w:ascii="Book Antiqua" w:hAnsi="Book Antiqua"/>
+          <w:sz w:val="22"/>
+        </w:rPr>
+        <w:t xml:space="preserve"> toute combinaison des méthodes susmentionnées.</w:t>
       </w:r>
     </w:p>
     <w:p>
@@ -6026,7 +6337,7 @@
           <w:sz w:val="22"/>
         </w:rPr>
       </w:pPr>
-      <w:bookmarkStart w:id="21" w:name="_Ref182152285"/>
+      <w:bookmarkStart w:id="20" w:name="_Ref182152285"/>
       <w:r>
         <w:rPr>
           <w:rFonts w:ascii="Book Antiqua" w:hAnsi="Book Antiqua"/>
@@ -6171,6 +6482,7 @@
         </w:rPr>
         <w:t>, un expert en évaluation d’entreprises accrédité, membre de l’Institut des experts en évaluation d’entreprises (l</w:t>
       </w:r>
+      <w:proofErr w:type="gramStart"/>
       <w:r>
         <w:rPr>
           <w:rFonts w:ascii="Book Antiqua" w:hAnsi="Book Antiqua"/>
@@ -6178,6 +6490,7 @@
         </w:rPr>
         <w:t>’«</w:t>
       </w:r>
+      <w:proofErr w:type="gramEnd"/>
       <w:r>
         <w:rPr>
           <w:rFonts w:ascii="Times New Roman" w:hAnsi="Times New Roman" w:cs="Times New Roman"/>
@@ -6568,7 +6881,7 @@
         <w:t>L’évaluation réalisée par l’Évaluateur, en sa qualité d’expert, sera définitive et contraignante pour les Parties et ne pourra faire l’objet d’aucun recours, sauf en cas d’erreur manifeste.</w:t>
       </w:r>
     </w:p>
-    <w:bookmarkEnd w:id="21"/>
+    <w:bookmarkEnd w:id="20"/>
     <w:p>
       <w:pPr>
         <w:pStyle w:val="NumA2"/>
@@ -6721,7 +7034,7 @@
         </w:rPr>
         <w:br/>
       </w:r>
-      <w:bookmarkStart w:id="22" w:name="_Ref188261796"/>
+      <w:bookmarkStart w:id="21" w:name="_Ref188261796"/>
       <w:r>
         <w:rPr>
           <w:rFonts w:ascii="Book Antiqua" w:hAnsi="Book Antiqua"/>
@@ -6730,7 +7043,7 @@
         </w:rPr>
         <w:t>PROCURATION</w:t>
       </w:r>
-      <w:bookmarkEnd w:id="22"/>
+      <w:bookmarkEnd w:id="21"/>
     </w:p>
     <w:p>
       <w:pPr>
@@ -6764,7 +7077,7 @@
         </w:rPr>
         <w:t>.</w:t>
       </w:r>
-      <w:bookmarkStart w:id="23" w:name="_Ref182152583"/>
+      <w:bookmarkStart w:id="22" w:name="_Ref182152583"/>
       <w:r>
         <w:rPr>
           <w:rFonts w:ascii="Book Antiqua" w:hAnsi="Book Antiqua"/>
@@ -6873,7 +7186,7 @@
         </w:rPr>
         <w:t xml:space="preserve"> </w:t>
       </w:r>
-      <w:bookmarkEnd w:id="23"/>
+      <w:bookmarkEnd w:id="22"/>
       <w:r>
         <w:rPr>
           <w:rFonts w:ascii="Book Antiqua" w:hAnsi="Book Antiqua"/>
@@ -7031,7 +7344,7 @@
           <w:sz w:val="22"/>
         </w:rPr>
       </w:pPr>
-      <w:bookmarkStart w:id="24" w:name="_Ref182152195"/>
+      <w:bookmarkStart w:id="23" w:name="_Ref182152195"/>
       <w:r>
         <w:rPr>
           <w:rFonts w:ascii="Book Antiqua" w:hAnsi="Book Antiqua"/>
@@ -7086,7 +7399,7 @@
           <w:sz w:val="22"/>
         </w:rPr>
       </w:pPr>
-      <w:bookmarkStart w:id="25" w:name="_Ref188222126"/>
+      <w:bookmarkStart w:id="24" w:name="_Ref188222126"/>
       <w:r>
         <w:rPr>
           <w:rFonts w:ascii="Book Antiqua" w:hAnsi="Book Antiqua"/>
@@ -7241,9 +7554,9 @@
         </w:rPr>
         <w:t>.</w:t>
       </w:r>
-      <w:bookmarkEnd w:id="25"/>
+      <w:bookmarkEnd w:id="24"/>
     </w:p>
-    <w:bookmarkEnd w:id="24"/>
+    <w:bookmarkEnd w:id="23"/>
     <w:p>
       <w:pPr>
         <w:pStyle w:val="NumA2"/>
@@ -7344,12 +7657,21 @@
           <w:sz w:val="22"/>
         </w:rPr>
       </w:pPr>
-      <w:r>
-        <w:rPr>
-          <w:rFonts w:ascii="Book Antiqua" w:hAnsi="Book Antiqua"/>
-          <w:sz w:val="22"/>
-        </w:rPr>
-        <w:t xml:space="preserve">accorde à la Société un droit d’achat de </w:t>
+      <w:proofErr w:type="gramStart"/>
+      <w:r>
+        <w:rPr>
+          <w:rFonts w:ascii="Book Antiqua" w:hAnsi="Book Antiqua"/>
+          <w:sz w:val="22"/>
+        </w:rPr>
+        <w:t>accorde</w:t>
+      </w:r>
+      <w:proofErr w:type="gramEnd"/>
+      <w:r>
+        <w:rPr>
+          <w:rFonts w:ascii="Book Antiqua" w:hAnsi="Book Antiqua"/>
+          <w:sz w:val="22"/>
+        </w:rPr>
+        <w:t xml:space="preserve"> à la Société un droit d’achat de </w:t>
       </w:r>
       <w:r>
         <w:rPr>
@@ -7766,7 +8088,14 @@
           <w:rFonts w:ascii="Book Antiqua" w:hAnsi="Book Antiqua"/>
           <w:sz w:val="22"/>
         </w:rPr>
-        <w:t>. Les Parties acceptent de se soumettre à la juridiction exclusive des tribunaux de la province d</w:t>
+        <w:t xml:space="preserve">. Les Parties acceptent de se soumettre à la juridiction exclusive </w:t>
+      </w:r>
+      <w:r>
+        <w:rPr>
+          <w:rFonts w:ascii="Book Antiqua" w:hAnsi="Book Antiqua"/>
+          <w:sz w:val="22"/>
+        </w:rPr>
+        <w:t>des tribunaux de la province d</w:t>
       </w:r>
       <w:r>
         <w:rPr>
@@ -7811,49 +8140,86 @@
           <w:sz w:val="22"/>
           <w:u w:val="single"/>
         </w:rPr>
-        <w:t>Convention complète</w:t>
-      </w:r>
-      <w:r>
-        <w:rPr>
-          <w:rFonts w:ascii="Book Antiqua" w:hAnsi="Book Antiqua"/>
-          <w:sz w:val="22"/>
-        </w:rPr>
-        <w:t xml:space="preserve">. </w:t>
-      </w:r>
-      <w:r>
-        <w:rPr>
-          <w:rFonts w:ascii="Book Antiqua" w:hAnsi="Book Antiqua"/>
-          <w:sz w:val="22"/>
-        </w:rPr>
-        <w:t xml:space="preserve">La présente Convention constitue l’entière entente entre les Parties en ce qui concerne son objet et remplace toutes les ententes, discussions et compréhensions antérieures. Aucune des Parties ne sera liée </w:t>
-      </w:r>
-      <w:r>
-        <w:rPr>
-          <w:rFonts w:ascii="Book Antiqua" w:hAnsi="Book Antiqua"/>
-          <w:sz w:val="22"/>
-        </w:rPr>
-        <w:t>par des conditions, définitions, garanties, déclarations ou ententes concernant l</w:t>
-      </w:r>
-      <w:r>
-        <w:rPr>
-          <w:rFonts w:ascii="Book Antiqua" w:hAnsi="Book Antiqua"/>
-          <w:sz w:val="22"/>
-        </w:rPr>
-        <w:t>’</w:t>
-      </w:r>
-      <w:r>
-        <w:rPr>
-          <w:rFonts w:ascii="Book Antiqua" w:hAnsi="Book Antiqua"/>
-          <w:sz w:val="22"/>
-        </w:rPr>
-        <w:t>objet des présentes, autres que celles expressément prévues dans les présentes ou dûment énoncées par un accord écrit ultérieur des Parties aux présentes</w:t>
-      </w:r>
-      <w:r>
-        <w:rPr>
-          <w:rFonts w:ascii="Book Antiqua" w:hAnsi="Book Antiqua"/>
-          <w:sz w:val="22"/>
-        </w:rPr>
-        <w:t>.</w:t>
+        <w:t>Avis.</w:t>
+      </w:r>
+      <w:r>
+        <w:rPr>
+          <w:rFonts w:ascii="Book Antiqua" w:hAnsi="Book Antiqua"/>
+          <w:sz w:val="22"/>
+        </w:rPr>
+        <w:t xml:space="preserve"> Tout avis, demande, consentement ou autre communication requis ou permis en vertu de la présente Convention (un « </w:t>
+      </w:r>
+      <w:r>
+        <w:rPr>
+          <w:rFonts w:ascii="Book Antiqua" w:hAnsi="Book Antiqua"/>
+          <w:b/>
+          <w:bCs/>
+          <w:sz w:val="22"/>
+        </w:rPr>
+        <w:t>Avis</w:t>
+      </w:r>
+      <w:r>
+        <w:rPr>
+          <w:rFonts w:ascii="Book Antiqua" w:hAnsi="Book Antiqua"/>
+          <w:sz w:val="22"/>
+        </w:rPr>
+        <w:t xml:space="preserve"> ») doit être donné par écrit et être remis en personne ou par messagerie, envoyé par courrier recommandé ou transmis par courriel, à l’adresse de la Partie destinataire indiquée en tête de la présente Convention ou à toute autre adresse postale ou adresse courriel </w:t>
+      </w:r>
+      <w:r>
+        <w:rPr>
+          <w:rFonts w:ascii="Book Antiqua" w:hAnsi="Book Antiqua"/>
+          <w:sz w:val="22"/>
+        </w:rPr>
+        <w:t xml:space="preserve">de </w:t>
+      </w:r>
+      <w:r>
+        <w:rPr>
+          <w:rFonts w:ascii="Book Antiqua" w:hAnsi="Book Antiqua"/>
+          <w:sz w:val="22"/>
+        </w:rPr>
+        <w:t xml:space="preserve">cette Partie </w:t>
+      </w:r>
+      <w:r>
+        <w:rPr>
+          <w:rFonts w:ascii="Book Antiqua" w:hAnsi="Book Antiqua"/>
+          <w:sz w:val="22"/>
+        </w:rPr>
+        <w:t xml:space="preserve">connue de </w:t>
+      </w:r>
+      <w:r>
+        <w:rPr>
+          <w:rFonts w:ascii="Book Antiqua" w:hAnsi="Book Antiqua"/>
+          <w:sz w:val="22"/>
+        </w:rPr>
+        <w:t>l’autre Parti</w:t>
+      </w:r>
+      <w:r>
+        <w:rPr>
+          <w:rFonts w:ascii="Book Antiqua" w:hAnsi="Book Antiqua"/>
+          <w:sz w:val="22"/>
+        </w:rPr>
+        <w:t>e</w:t>
+      </w:r>
+      <w:r>
+        <w:rPr>
+          <w:rFonts w:ascii="Book Antiqua" w:hAnsi="Book Antiqua"/>
+          <w:sz w:val="22"/>
+        </w:rPr>
+        <w:t xml:space="preserve">. Un Avis est réputé avoir été reçu : (i) s’il est remis en personne ou par messagerie, le jour ouvrable de sa remise ; (ii) s’il est transmis par courriel, le jour ouvrable de sa transmission, à condition que l’expéditeur ne reçoive aucun avis de non-livraison ; et (iii) s’il est envoyé par courrier recommandé, le cinquième jour ouvrable suivant sa mise à la poste. Tout Avis d’exercice remis par la Société en vertu de </w:t>
+      </w:r>
+      <w:r>
+        <w:rPr>
+          <w:rFonts w:ascii="Book Antiqua" w:hAnsi="Book Antiqua"/>
+          <w:sz w:val="22"/>
+        </w:rPr>
+        <w:t>la présente Convention</w:t>
+      </w:r>
+      <w:r>
+        <w:rPr>
+          <w:rFonts w:ascii="Book Antiqua" w:hAnsi="Book Antiqua"/>
+          <w:sz w:val="22"/>
+        </w:rPr>
+        <w:t xml:space="preserve"> doit être donné conformément au présent paragraphe.</w:t>
       </w:r>
     </w:p>
     <w:p>
@@ -7870,23 +8236,7 @@
           <w:sz w:val="22"/>
           <w:u w:val="single"/>
         </w:rPr>
-        <w:t xml:space="preserve">Consentement pour </w:t>
-      </w:r>
-      <w:r>
-        <w:rPr>
-          <w:rFonts w:ascii="Book Antiqua" w:hAnsi="Book Antiqua"/>
-          <w:sz w:val="22"/>
-          <w:u w:val="single"/>
-        </w:rPr>
-        <w:t xml:space="preserve">amendement ou </w:t>
-      </w:r>
-      <w:r>
-        <w:rPr>
-          <w:rFonts w:ascii="Book Antiqua" w:hAnsi="Book Antiqua"/>
-          <w:sz w:val="22"/>
-          <w:u w:val="single"/>
-        </w:rPr>
-        <w:t>modification</w:t>
+        <w:t>Convention complète</w:t>
       </w:r>
       <w:r>
         <w:rPr>
@@ -7900,35 +8250,35 @@
           <w:rFonts w:ascii="Book Antiqua" w:hAnsi="Book Antiqua"/>
           <w:sz w:val="22"/>
         </w:rPr>
-        <w:t xml:space="preserve">La présente Convention ne peut être </w:t>
-      </w:r>
-      <w:r>
-        <w:rPr>
-          <w:rFonts w:ascii="Book Antiqua" w:hAnsi="Book Antiqua"/>
-          <w:sz w:val="22"/>
-        </w:rPr>
-        <w:t xml:space="preserve">amendée ou </w:t>
-      </w:r>
-      <w:r>
-        <w:rPr>
-          <w:rFonts w:ascii="Book Antiqua" w:hAnsi="Book Antiqua"/>
-          <w:sz w:val="22"/>
-        </w:rPr>
-        <w:t xml:space="preserve">modifiée sans le consentement écrit de l’Actionnaire et </w:t>
-      </w:r>
-      <w:r>
-        <w:rPr>
-          <w:rFonts w:ascii="Book Antiqua" w:hAnsi="Book Antiqua"/>
-          <w:sz w:val="22"/>
-        </w:rPr>
-        <w:t xml:space="preserve">sans </w:t>
-      </w:r>
-      <w:r>
-        <w:rPr>
-          <w:rFonts w:ascii="Book Antiqua" w:hAnsi="Book Antiqua"/>
-          <w:sz w:val="22"/>
-        </w:rPr>
-        <w:t>le consentement écrit unanime de tous les administrateurs de la Société.</w:t>
+        <w:t xml:space="preserve">La présente Convention constitue l’entière entente entre les Parties en ce qui concerne son objet et remplace toutes les ententes, discussions et compréhensions antérieures. Aucune des Parties ne sera liée </w:t>
+      </w:r>
+      <w:r>
+        <w:rPr>
+          <w:rFonts w:ascii="Book Antiqua" w:hAnsi="Book Antiqua"/>
+          <w:sz w:val="22"/>
+        </w:rPr>
+        <w:t>par des conditions, définitions, garanties, déclarations ou ententes concernant l</w:t>
+      </w:r>
+      <w:r>
+        <w:rPr>
+          <w:rFonts w:ascii="Book Antiqua" w:hAnsi="Book Antiqua"/>
+          <w:sz w:val="22"/>
+        </w:rPr>
+        <w:t>’</w:t>
+      </w:r>
+      <w:r>
+        <w:rPr>
+          <w:rFonts w:ascii="Book Antiqua" w:hAnsi="Book Antiqua"/>
+          <w:sz w:val="22"/>
+        </w:rPr>
+        <w:t>objet des présentes, autres que celles expressément prévues dans les présentes ou dûment énoncées par un accord écrit ultérieur des Parties aux présentes</w:t>
+      </w:r>
+      <w:r>
+        <w:rPr>
+          <w:rFonts w:ascii="Book Antiqua" w:hAnsi="Book Antiqua"/>
+          <w:sz w:val="22"/>
+        </w:rPr>
+        <w:t>.</w:t>
       </w:r>
     </w:p>
     <w:p>
@@ -7945,7 +8295,23 @@
           <w:sz w:val="22"/>
           <w:u w:val="single"/>
         </w:rPr>
-        <w:t>Bénéfice et opposabilité</w:t>
+        <w:t xml:space="preserve">Consentement pour </w:t>
+      </w:r>
+      <w:r>
+        <w:rPr>
+          <w:rFonts w:ascii="Book Antiqua" w:hAnsi="Book Antiqua"/>
+          <w:sz w:val="22"/>
+          <w:u w:val="single"/>
+        </w:rPr>
+        <w:t xml:space="preserve">amendement ou </w:t>
+      </w:r>
+      <w:r>
+        <w:rPr>
+          <w:rFonts w:ascii="Book Antiqua" w:hAnsi="Book Antiqua"/>
+          <w:sz w:val="22"/>
+          <w:u w:val="single"/>
+        </w:rPr>
+        <w:t>modification</w:t>
       </w:r>
       <w:r>
         <w:rPr>
@@ -7959,7 +8325,35 @@
           <w:rFonts w:ascii="Book Antiqua" w:hAnsi="Book Antiqua"/>
           <w:sz w:val="22"/>
         </w:rPr>
-        <w:t>La présente Convention lie les Parties ainsi que leurs héritiers, exécuteurs, administrateurs, successeurs et ayants droit autorisés respectifs et s’applique à leur bénéfice.</w:t>
+        <w:t xml:space="preserve">La présente Convention ne peut être </w:t>
+      </w:r>
+      <w:r>
+        <w:rPr>
+          <w:rFonts w:ascii="Book Antiqua" w:hAnsi="Book Antiqua"/>
+          <w:sz w:val="22"/>
+        </w:rPr>
+        <w:t xml:space="preserve">amendée ou </w:t>
+      </w:r>
+      <w:r>
+        <w:rPr>
+          <w:rFonts w:ascii="Book Antiqua" w:hAnsi="Book Antiqua"/>
+          <w:sz w:val="22"/>
+        </w:rPr>
+        <w:t xml:space="preserve">modifiée sans le consentement écrit de l’Actionnaire et </w:t>
+      </w:r>
+      <w:r>
+        <w:rPr>
+          <w:rFonts w:ascii="Book Antiqua" w:hAnsi="Book Antiqua"/>
+          <w:sz w:val="22"/>
+        </w:rPr>
+        <w:t xml:space="preserve">sans </w:t>
+      </w:r>
+      <w:r>
+        <w:rPr>
+          <w:rFonts w:ascii="Book Antiqua" w:hAnsi="Book Antiqua"/>
+          <w:sz w:val="22"/>
+        </w:rPr>
+        <w:t>le consentement écrit de la Société.</w:t>
       </w:r>
     </w:p>
     <w:p>
@@ -7976,7 +8370,7 @@
           <w:sz w:val="22"/>
           <w:u w:val="single"/>
         </w:rPr>
-        <w:t>Contreparties</w:t>
+        <w:t>Bénéfice et opposabilité</w:t>
       </w:r>
       <w:r>
         <w:rPr>
@@ -7990,7 +8384,7 @@
           <w:rFonts w:ascii="Book Antiqua" w:hAnsi="Book Antiqua"/>
           <w:sz w:val="22"/>
         </w:rPr>
-        <w:t>La présente Convention peut être signée en plusieurs exemplaires, chacun étant considéré comme un original et tous ces exemplaires étant réputés constituer un seul et même instrument. Les contreparties peuvent être signées sous forme originale, par télécopie ou par voie électronique, et les Parties adoptent toute signature reçue par ces moyens comme étant des signatures originales.</w:t>
+        <w:t>La présente Convention lie les Parties ainsi que leurs héritiers, exécuteurs, administrateurs, successeurs et ayants droit autorisés respectifs et s’applique à leur bénéfice.</w:t>
       </w:r>
     </w:p>
     <w:p>
@@ -8007,7 +8401,7 @@
           <w:sz w:val="22"/>
           <w:u w:val="single"/>
         </w:rPr>
-        <w:t>Conseil juridique</w:t>
+        <w:t>Contreparties</w:t>
       </w:r>
       <w:r>
         <w:rPr>
@@ -8021,75 +8415,106 @@
           <w:rFonts w:ascii="Book Antiqua" w:hAnsi="Book Antiqua"/>
           <w:sz w:val="22"/>
         </w:rPr>
-        <w:t>L’Actionnaire reconnaît</w:t>
-      </w:r>
-      <w:r>
-        <w:rPr>
-          <w:rFonts w:ascii="Book Antiqua" w:hAnsi="Book Antiqua"/>
-          <w:sz w:val="22"/>
-        </w:rPr>
-        <w:t> </w:t>
-      </w:r>
-      <w:r>
-        <w:rPr>
-          <w:rFonts w:ascii="Book Antiqua" w:hAnsi="Book Antiqua"/>
-          <w:sz w:val="22"/>
-        </w:rPr>
-        <w:t>: (i) avoir eu suffisamment de temps pour examiner la présente Convention</w:t>
-      </w:r>
-      <w:r>
-        <w:rPr>
-          <w:rFonts w:ascii="Times New Roman" w:hAnsi="Times New Roman" w:cs="Times New Roman"/>
-          <w:sz w:val="22"/>
-        </w:rPr>
-        <w:t> </w:t>
-      </w:r>
-      <w:r>
-        <w:rPr>
-          <w:rFonts w:ascii="Book Antiqua" w:hAnsi="Book Antiqua"/>
-          <w:sz w:val="22"/>
-        </w:rPr>
-        <w:t>; (ii) avoir lu et compris les termes de la présente Convention</w:t>
-      </w:r>
-      <w:r>
-        <w:rPr>
-          <w:rFonts w:ascii="Times New Roman" w:hAnsi="Times New Roman" w:cs="Times New Roman"/>
-          <w:sz w:val="22"/>
-        </w:rPr>
-        <w:t> </w:t>
-      </w:r>
-      <w:r>
-        <w:rPr>
-          <w:rFonts w:ascii="Book Antiqua" w:hAnsi="Book Antiqua"/>
-          <w:sz w:val="22"/>
-        </w:rPr>
-        <w:t xml:space="preserve">; et (iii) </w:t>
-      </w:r>
-      <w:r>
-        <w:rPr>
-          <w:rFonts w:ascii="Book Antiqua" w:hAnsi="Book Antiqua"/>
-          <w:sz w:val="22"/>
-        </w:rPr>
-        <w:t xml:space="preserve">que Leviat Legal Inc. est le conseiller juridique de la Société et que l’Actionnaire a </w:t>
-      </w:r>
-      <w:r>
-        <w:rPr>
-          <w:rFonts w:ascii="Book Antiqua" w:hAnsi="Book Antiqua"/>
-          <w:sz w:val="22"/>
-        </w:rPr>
-        <w:t>eu l’opportunité de recevoir des conseils juridiques indépendants concernant l’interprétation et l’effet de la présente Convention</w:t>
-      </w:r>
-      <w:r>
-        <w:rPr>
-          <w:rFonts w:ascii="Book Antiqua" w:hAnsi="Book Antiqua"/>
-          <w:bCs/>
-          <w:sz w:val="22"/>
-        </w:rPr>
-        <w:t xml:space="preserve">. </w:t>
+        <w:t>La présente Convention peut être signée en plusieurs exemplaires, chacun étant considéré comme un original et tous ces exemplaires étant réputés constituer un seul et même instrument. Les contreparties peuvent être signées sous forme originale, par télécopie ou par voie électronique, et les Parties adoptent toute signature reçue par ces moyens comme étant des signatures originales.</w:t>
       </w:r>
     </w:p>
     <w:p>
       <w:pPr>
+        <w:pStyle w:val="NumA2"/>
+        <w:rPr>
+          <w:rFonts w:ascii="Book Antiqua" w:hAnsi="Book Antiqua"/>
+          <w:sz w:val="22"/>
+        </w:rPr>
+      </w:pPr>
+      <w:r>
+        <w:rPr>
+          <w:rFonts w:ascii="Book Antiqua" w:hAnsi="Book Antiqua"/>
+          <w:sz w:val="22"/>
+          <w:u w:val="single"/>
+        </w:rPr>
+        <w:t>Conseil juridique</w:t>
+      </w:r>
+      <w:r>
+        <w:rPr>
+          <w:rFonts w:ascii="Book Antiqua" w:hAnsi="Book Antiqua"/>
+          <w:sz w:val="22"/>
+        </w:rPr>
+        <w:t xml:space="preserve">. </w:t>
+      </w:r>
+      <w:r>
+        <w:rPr>
+          <w:rFonts w:ascii="Book Antiqua" w:hAnsi="Book Antiqua"/>
+          <w:sz w:val="22"/>
+        </w:rPr>
+        <w:t>L’Actionnaire reconnaît</w:t>
+      </w:r>
+      <w:r>
+        <w:rPr>
+          <w:rFonts w:ascii="Book Antiqua" w:hAnsi="Book Antiqua"/>
+          <w:sz w:val="22"/>
+        </w:rPr>
+        <w:t> </w:t>
+      </w:r>
+      <w:r>
+        <w:rPr>
+          <w:rFonts w:ascii="Book Antiqua" w:hAnsi="Book Antiqua"/>
+          <w:sz w:val="22"/>
+        </w:rPr>
+        <w:t>: (i) avoir eu suffisamment de temps pour examiner la présente Convention</w:t>
+      </w:r>
+      <w:r>
+        <w:rPr>
+          <w:rFonts w:ascii="Times New Roman" w:hAnsi="Times New Roman" w:cs="Times New Roman"/>
+          <w:sz w:val="22"/>
+        </w:rPr>
+        <w:t> </w:t>
+      </w:r>
+      <w:r>
+        <w:rPr>
+          <w:rFonts w:ascii="Book Antiqua" w:hAnsi="Book Antiqua"/>
+          <w:sz w:val="22"/>
+        </w:rPr>
+        <w:t>; (ii) avoir lu et compris les termes de la présente Convention</w:t>
+      </w:r>
+      <w:r>
+        <w:rPr>
+          <w:rFonts w:ascii="Times New Roman" w:hAnsi="Times New Roman" w:cs="Times New Roman"/>
+          <w:sz w:val="22"/>
+        </w:rPr>
+        <w:t> </w:t>
+      </w:r>
+      <w:r>
+        <w:rPr>
+          <w:rFonts w:ascii="Book Antiqua" w:hAnsi="Book Antiqua"/>
+          <w:sz w:val="22"/>
+        </w:rPr>
+        <w:t xml:space="preserve">; et (iii) </w:t>
+      </w:r>
+      <w:r>
+        <w:rPr>
+          <w:rFonts w:ascii="Book Antiqua" w:hAnsi="Book Antiqua"/>
+          <w:sz w:val="22"/>
+        </w:rPr>
+        <w:t xml:space="preserve">que Leviat Legal Inc. est le conseiller juridique de la Société et que l’Actionnaire a </w:t>
+      </w:r>
+      <w:r>
+        <w:rPr>
+          <w:rFonts w:ascii="Book Antiqua" w:hAnsi="Book Antiqua"/>
+          <w:sz w:val="22"/>
+        </w:rPr>
+        <w:t>eu l’opportunité de recevoir des conseils juridiques indépendants concernant l’interprétation et l’effet de la présente Convention</w:t>
+      </w:r>
+      <w:r>
+        <w:rPr>
+          <w:rFonts w:ascii="Book Antiqua" w:hAnsi="Book Antiqua"/>
+          <w:bCs/>
+          <w:sz w:val="22"/>
+        </w:rPr>
+        <w:t xml:space="preserve">. </w:t>
+      </w:r>
+    </w:p>
+    <w:p>
+      <w:pPr>
         <w:pStyle w:val="BodyText"/>
         <w:jc w:val="center"/>
         <w:rPr>
@@ -8106,6 +8531,7 @@
           <w:bCs/>
           <w:sz w:val="22"/>
         </w:rPr>
+        <w:lastRenderedPageBreak/>
         <w:t>[</w:t>
       </w:r>
       <w:r>
@@ -12761,30 +13187,6 @@
 </file>
 
 <file path=customXml/item1.xml><?xml version="1.0" encoding="utf-8"?>
-<p:properties xmlns:p="http://schemas.microsoft.com/office/2006/metadata/properties" xmlns:xsi="http://www.w3.org/2001/XMLSchema-instance" xmlns:pc="http://schemas.microsoft.com/office/infopath/2007/PartnerControls">
-  <documentManagement>
-    <lcf76f155ced4ddcb4097134ff3c332f xmlns="d902a471-6d23-409f-beeb-c1cf95669feb">
-      <Terms xmlns="http://schemas.microsoft.com/office/infopath/2007/PartnerControls"/>
-    </lcf76f155ced4ddcb4097134ff3c332f>
-    <TaxCatchAll xmlns="d3095238-afb0-46db-b5e2-5361e02e2315" xsi:nil="true"/>
-  </documentManagement>
-</p:properties>
-</file>
-
-<file path=customXml/item2.xml><?xml version="1.0" encoding="utf-8"?>
-<?mso-contentType ?>
-<FormTemplates xmlns="http://schemas.microsoft.com/sharepoint/v3/contenttype/forms">
-  <Display>DocumentLibraryForm</Display>
-  <Edit>DocumentLibraryForm</Edit>
-  <New>DocumentLibraryForm</New>
-</FormTemplates>
-</file>
-
-<file path=customXml/item3.xml><?xml version="1.0" encoding="utf-8"?>
-<b:Sources xmlns:b="http://schemas.openxmlformats.org/officeDocument/2006/bibliography" xmlns="http://schemas.openxmlformats.org/officeDocument/2006/bibliography" SelectedStyle="\APASixthEditionOfficeOnline.xsl" StyleName="APA" Version="6"/>
-</file>
-
-<file path=customXml/item4.xml><?xml version="1.0" encoding="utf-8"?>
 <ct:contentTypeSchema xmlns:ct="http://schemas.microsoft.com/office/2006/metadata/contentType" xmlns:ma="http://schemas.microsoft.com/office/2006/metadata/properties/metaAttributes" ct:_="" ma:_="" ma:contentTypeName="Document" ma:contentTypeID="0x010100E4CBB201245DCD488DE442BBA67EA1F2" ma:contentTypeVersion="18" ma:contentTypeDescription="Create a new document." ma:contentTypeScope="" ma:versionID="0e67aec752306b4b000fa6862159d8cb">
   <xsd:schema xmlns:xsd="http://www.w3.org/2001/XMLSchema" xmlns:xs="http://www.w3.org/2001/XMLSchema" xmlns:p="http://schemas.microsoft.com/office/2006/metadata/properties" xmlns:ns2="d902a471-6d23-409f-beeb-c1cf95669feb" xmlns:ns3="d3095238-afb0-46db-b5e2-5361e02e2315" targetNamespace="http://schemas.microsoft.com/office/2006/metadata/properties" ma:root="true" ma:fieldsID="20ee3e46f629b63a38b00c7d8dccbc3d" ns2:_="" ns3:_="">
     <xsd:import namespace="d902a471-6d23-409f-beeb-c1cf95669feb"/>
@@ -13039,34 +13441,31 @@
 </ct:contentTypeSchema>
 </file>
 
-<file path=customXml/itemProps1.xml><?xml version="1.0" encoding="utf-8"?>
-<ds:datastoreItem xmlns:ds="http://schemas.openxmlformats.org/officeDocument/2006/customXml" ds:itemID="{42424407-9350-470B-BB4D-DEB2690AED6E}">
-  <ds:schemaRefs>
-    <ds:schemaRef ds:uri="http://schemas.microsoft.com/office/2006/metadata/properties"/>
-    <ds:schemaRef ds:uri="http://schemas.microsoft.com/office/infopath/2007/PartnerControls"/>
-    <ds:schemaRef ds:uri="d902a471-6d23-409f-beeb-c1cf95669feb"/>
-    <ds:schemaRef ds:uri="d3095238-afb0-46db-b5e2-5361e02e2315"/>
-  </ds:schemaRefs>
-</ds:datastoreItem>
+<file path=customXml/item2.xml><?xml version="1.0" encoding="utf-8"?>
+<b:Sources xmlns:b="http://schemas.openxmlformats.org/officeDocument/2006/bibliography" xmlns="http://schemas.openxmlformats.org/officeDocument/2006/bibliography" SelectedStyle="\APASixthEditionOfficeOnline.xsl" StyleName="APA" Version="6"/>
 </file>
 
-<file path=customXml/itemProps2.xml><?xml version="1.0" encoding="utf-8"?>
-<ds:datastoreItem xmlns:ds="http://schemas.openxmlformats.org/officeDocument/2006/customXml" ds:itemID="{B8F05FBB-A40A-4B17-9433-674692E8ED6C}">
-  <ds:schemaRefs>
-    <ds:schemaRef ds:uri="http://schemas.microsoft.com/sharepoint/v3/contenttype/forms"/>
-  </ds:schemaRefs>
-</ds:datastoreItem>
+<file path=customXml/item3.xml><?xml version="1.0" encoding="utf-8"?>
+<?mso-contentType ?>
+<FormTemplates xmlns="http://schemas.microsoft.com/sharepoint/v3/contenttype/forms">
+  <Display>DocumentLibraryForm</Display>
+  <Edit>DocumentLibraryForm</Edit>
+  <New>DocumentLibraryForm</New>
+</FormTemplates>
 </file>
 
-<file path=customXml/itemProps3.xml><?xml version="1.0" encoding="utf-8"?>
-<ds:datastoreItem xmlns:ds="http://schemas.openxmlformats.org/officeDocument/2006/customXml" ds:itemID="{E3AC3220-0BE3-4675-B973-18062333DF3B}">
-  <ds:schemaRefs>
-    <ds:schemaRef ds:uri="http://schemas.openxmlformats.org/officeDocument/2006/bibliography"/>
-  </ds:schemaRefs>
-</ds:datastoreItem>
+<file path=customXml/item4.xml><?xml version="1.0" encoding="utf-8"?>
+<p:properties xmlns:p="http://schemas.microsoft.com/office/2006/metadata/properties" xmlns:xsi="http://www.w3.org/2001/XMLSchema-instance" xmlns:pc="http://schemas.microsoft.com/office/infopath/2007/PartnerControls">
+  <documentManagement>
+    <lcf76f155ced4ddcb4097134ff3c332f xmlns="d902a471-6d23-409f-beeb-c1cf95669feb">
+      <Terms xmlns="http://schemas.microsoft.com/office/infopath/2007/PartnerControls"/>
+    </lcf76f155ced4ddcb4097134ff3c332f>
+    <TaxCatchAll xmlns="d3095238-afb0-46db-b5e2-5361e02e2315" xsi:nil="true"/>
+  </documentManagement>
+</p:properties>
 </file>
 
-<file path=customXml/itemProps4.xml><?xml version="1.0" encoding="utf-8"?>
+<file path=customXml/itemProps1.xml><?xml version="1.0" encoding="utf-8"?>
 <ds:datastoreItem xmlns:ds="http://schemas.openxmlformats.org/officeDocument/2006/customXml" ds:itemID="{34C3AEBE-5956-4AB2-9550-372C38F6F42A}">
   <ds:schemaRefs>
     <ds:schemaRef ds:uri="http://schemas.microsoft.com/office/2006/metadata/contentType"/>
@@ -13083,4 +13482,31 @@
     <ds:schemaRef ds:uri="http://schemas.microsoft.com/internal/obd"/>
   </ds:schemaRefs>
 </ds:datastoreItem>
+</file>
+
+<file path=customXml/itemProps2.xml><?xml version="1.0" encoding="utf-8"?>
+<ds:datastoreItem xmlns:ds="http://schemas.openxmlformats.org/officeDocument/2006/customXml" ds:itemID="{E3AC3220-0BE3-4675-B973-18062333DF3B}">
+  <ds:schemaRefs>
+    <ds:schemaRef ds:uri="http://schemas.openxmlformats.org/officeDocument/2006/bibliography"/>
+  </ds:schemaRefs>
+</ds:datastoreItem>
+</file>
+
+<file path=customXml/itemProps3.xml><?xml version="1.0" encoding="utf-8"?>
+<ds:datastoreItem xmlns:ds="http://schemas.openxmlformats.org/officeDocument/2006/customXml" ds:itemID="{B8F05FBB-A40A-4B17-9433-674692E8ED6C}">
+  <ds:schemaRefs>
+    <ds:schemaRef ds:uri="http://schemas.microsoft.com/sharepoint/v3/contenttype/forms"/>
+  </ds:schemaRefs>
+</ds:datastoreItem>
+</file>
+
+<file path=customXml/itemProps4.xml><?xml version="1.0" encoding="utf-8"?>
+<ds:datastoreItem xmlns:ds="http://schemas.openxmlformats.org/officeDocument/2006/customXml" ds:itemID="{42424407-9350-470B-BB4D-DEB2690AED6E}">
+  <ds:schemaRefs>
+    <ds:schemaRef ds:uri="http://schemas.microsoft.com/office/2006/metadata/properties"/>
+    <ds:schemaRef ds:uri="http://schemas.microsoft.com/office/infopath/2007/PartnerControls"/>
+    <ds:schemaRef ds:uri="d902a471-6d23-409f-beeb-c1cf95669feb"/>
+    <ds:schemaRef ds:uri="d3095238-afb0-46db-b5e2-5361e02e2315"/>
+  </ds:schemaRefs>
+</ds:datastoreItem>
 </file>